--- a/Лабораторна_№4/Звіт/Лабораторна_№4.docx
+++ b/Лабораторна_№4/Звіт/Лабораторна_№4.docx
@@ -9,9 +9,10 @@
       <w:r>
         <w:rPr>
           <w:b/>
-          <w:sz w:val="32"/>
+          <w:sz w:val="28"/>
         </w:rPr>
-        <w:t>МІНІСТЕРСТВО ОСВІТИ І НАУКИ УКРАЇНИ</w:t>
+        <w:t>Міністерство освіти і науки України</w:t>
+        <w:br/>
       </w:r>
     </w:p>
     <w:p>
@@ -21,9 +22,9 @@
       <w:r>
         <w:rPr>
           <w:b/>
-          <w:sz w:val="32"/>
+          <w:sz w:val="30"/>
         </w:rPr>
-        <w:t>НАЦІОНАЛЬНИЙ УНІВЕРСИТЕТ "ЛЬВІВСЬКА ПОЛІТЕХНІКА"</w:t>
+        <w:t>НАЦІОНАЛЬНИЙ УНІВЕРСИТЕТ «ЛЬВІВСЬКА ПОЛІТЕХНІКА»</w:t>
       </w:r>
     </w:p>
     <w:p>
@@ -35,7 +36,20 @@
           <w:b/>
           <w:sz w:val="28"/>
         </w:rPr>
-        <w:t>Кафедра ЕОМ</w:t>
+        <w:t>Кафедра електроніки та обчислювальної техніки</w:t>
+      </w:r>
+    </w:p>
+    <w:p/>
+    <w:p>
+      <w:pPr>
+        <w:jc w:val="center"/>
+      </w:pPr>
+      <w:r>
+        <w:rPr>
+          <w:b/>
+          <w:sz w:val="36"/>
+        </w:rPr>
+        <w:t>ЗВІТ</w:t>
       </w:r>
     </w:p>
     <w:p>
@@ -45,9 +59,9 @@
       <w:r>
         <w:rPr>
           <w:b/>
-          <w:sz w:val="32"/>
+          <w:sz w:val="36"/>
         </w:rPr>
-        <w:t>МЕТОДИЧНІ ВКАЗІВКИ</w:t>
+        <w:t>з лабораторної роботи №4</w:t>
       </w:r>
     </w:p>
     <w:p>
@@ -59,7 +73,7 @@
           <w:b/>
           <w:sz w:val="28"/>
         </w:rPr>
-        <w:t>до курсу лабораторних робіт</w:t>
+        <w:t>з дисципліни «Інженерія програмного забезпечення»</w:t>
       </w:r>
     </w:p>
     <w:p>
@@ -71,46 +85,50 @@
           <w:b/>
           <w:sz w:val="28"/>
         </w:rPr>
-        <w:t>з дисципліни</w:t>
+        <w:t>Тема: Інтеграція системи, перевірка працездатності та автоматизація збірки</w:t>
       </w:r>
     </w:p>
+    <w:p/>
+    <w:p/>
+    <w:p>
+      <w:pPr>
+        <w:jc w:val="left"/>
+      </w:pPr>
+      <w:r>
+        <w:t>Виконав: студент групи КІ-302</w:t>
+      </w:r>
+    </w:p>
+    <w:p>
+      <w:pPr>
+        <w:jc w:val="right"/>
+      </w:pPr>
+      <w:r>
+        <w:t>Куницький М.О.</w:t>
+      </w:r>
+    </w:p>
+    <w:p>
+      <w:pPr>
+        <w:jc w:val="left"/>
+      </w:pPr>
+      <w:r>
+        <w:t>Прийняв:</w:t>
+      </w:r>
+    </w:p>
+    <w:p>
+      <w:pPr>
+        <w:jc w:val="right"/>
+      </w:pPr>
+      <w:r>
+        <w:t>Іванов Ю.С.</w:t>
+      </w:r>
+    </w:p>
+    <w:p/>
     <w:p>
       <w:pPr>
         <w:jc w:val="center"/>
       </w:pPr>
       <w:r>
-        <w:rPr>
-          <w:b/>
-          <w:sz w:val="32"/>
-        </w:rPr>
-        <w:t>"ІНЖЕНЕРІЯ ПРОГРАМНОГО ЗАБЕЗПЕЧЕННЯ"</w:t>
-      </w:r>
-    </w:p>
-    <w:p>
-      <w:r/>
-    </w:p>
-    <w:p>
-      <w:pPr>
-        <w:jc w:val="center"/>
-      </w:pPr>
-      <w:r>
-        <w:rPr>
-          <w:b/>
-          <w:sz w:val="32"/>
-        </w:rPr>
-        <w:t>Лабораторна робота №4</w:t>
-      </w:r>
-    </w:p>
-    <w:p>
-      <w:pPr>
-        <w:jc w:val="center"/>
-      </w:pPr>
-      <w:r>
-        <w:rPr>
-          <w:b/>
-          <w:sz w:val="28"/>
-        </w:rPr>
-        <w:t>Формування комплексної системи та тестування</w:t>
+        <w:t>Львів – 2026</w:t>
       </w:r>
     </w:p>
     <w:p>
@@ -122,73 +140,211 @@
       <w:r>
         <w:rPr>
           <w:b/>
+          <w:sz w:val="32"/>
         </w:rPr>
-        <w:t>Тема</w:t>
+        <w:t>1. Аналіз завдання та постановка задачі</w:t>
       </w:r>
     </w:p>
     <w:p>
       <w:r>
-        <w:t>Система адміністрування пацієнтів у лікарні.</w:t>
+        <w:t>Потрібно зібрати повноцінну систему з клієнта, сервера та бази даних, провести перевірку виконання основних сценаріїв і налаштувати CI для автоматичної збірки.</w:t>
+      </w:r>
+    </w:p>
+    <w:p>
+      <w:r>
+        <w:t>Мета роботи: Підключити всі компоненти проєкту, забезпечити синхронізацію даних і налаштувати базову автоматичну перевірку збірки в GitHub Actions.</w:t>
       </w:r>
     </w:p>
     <w:p>
       <w:r>
         <w:rPr>
           <w:b/>
+          <w:sz w:val="32"/>
         </w:rPr>
-        <w:t>Мета</w:t>
+        <w:t>2. Опис реалізованого рішення</w:t>
       </w:r>
     </w:p>
     <w:p>
+      <w:pPr/>
       <w:r>
-        <w:t>Освоїти принципи розробки GUI, серверної логіки та взаємодії між клієнтом і сервером для системи обліку пацієнтів лікарні.</w:t>
+        <w:t>Четверта лабораторна робота спрямована на інтеграцію всіх складових системи в єдину робочу архітектуру. Після розробки клієнтської частини і серверного шару було необхідно з’єднати їх так, щоб дані передавалися у правильному форматі і відображалися в інтерфейсі користувача без помилок.</w:t>
+      </w:r>
+    </w:p>
+    <w:p>
+      <w:pPr/>
+      <w:r>
+        <w:t>Інтеграція включала в себе об’єднання WPF-додатку, спільного шару даних і серверної логіки. Клієнт отримує дані із сервера, оновлює вміст таблиці та після виконання операцій здійснює синхронізацію нових значень з базою даних.</w:t>
+      </w:r>
+    </w:p>
+    <w:p>
+      <w:pPr/>
+      <w:r>
+        <w:t>Було перевірено, що зміни, внесені через інтерфейс, коректно надсилаються на сервер, зберігаються в SQLite і повертаються назад до клієнта. Така схема забезпечує цілісність даних і стабільну роботу системи в реальних умовах експлуатації.</w:t>
+      </w:r>
+    </w:p>
+    <w:p>
+      <w:pPr/>
+      <w:r>
+        <w:t>Для автоматичної перевірки збірки було налаштовано GitHub Actions. Це дозволяє автоматично запускати процес компіляції проєкту після кожного внесення змін у репозиторій та своєчасно виявляти помилки збірки. Особливу увагу було приділено тому, що WPF проєкти збираються лише на Windows-платформі, тому для CI було обрано Windows runner.</w:t>
+      </w:r>
+    </w:p>
+    <w:p>
+      <w:pPr/>
+      <w:r>
+        <w:t>Проведені тести охоплювали перевірку працездатності базових функцій: відкриття інтерфейсу, завантаження даних, додавання запису, редагування, видалення і синхронізацію. Після запуску всіх сценаріїв системі було підтверджено стабільну роботу.</w:t>
+      </w:r>
+    </w:p>
+    <w:p>
+      <w:pPr/>
+      <w:r>
+        <w:t>Результатом роботи є завершена система обліку пацієнтів лікарні, яка поєднує інтерфейс, серверну логіку та базу даних. Проєкт демонструє практичну реалізацію принципів побудови інформаційної системи для медичної сфери.</w:t>
       </w:r>
     </w:p>
     <w:p>
       <w:r>
         <w:rPr>
           <w:b/>
+          <w:sz w:val="32"/>
         </w:rPr>
-        <w:t>Постановка задачі</w:t>
+        <w:t>3. Основні технології та архітектура</w:t>
       </w:r>
     </w:p>
     <w:p>
+      <w:pPr>
+        <w:pStyle w:val="ListBullet"/>
+      </w:pPr>
       <w:r>
-        <w:t>Розробити систему, що дозволяє вести облік пацієнтів, зберігати інформацію про їх стан, лікаря, діагноз і кімнату, а також забезпечити механізми додавання, редагування, виписки та синхронізації даних між клієнтом і сервером.</w:t>
+        <w:t>Використано платформу WPF для реалізації клієнтського інтерфейсу.</w:t>
+      </w:r>
+    </w:p>
+    <w:p>
+      <w:pPr>
+        <w:pStyle w:val="ListBullet"/>
+      </w:pPr>
+      <w:r>
+        <w:t>Модель даних пацієнта визначена як окремий клас із обов’язковими атрибутами.</w:t>
+      </w:r>
+    </w:p>
+    <w:p>
+      <w:pPr>
+        <w:pStyle w:val="ListBullet"/>
+      </w:pPr>
+      <w:r>
+        <w:t>Для оновлення інтерфейсу застосовано ObservableCollection, що забезпечує реакцію на зміни даних.</w:t>
+      </w:r>
+    </w:p>
+    <w:p>
+      <w:pPr>
+        <w:pStyle w:val="ListBullet"/>
+      </w:pPr>
+      <w:r>
+        <w:t>Для серверної частини використано TCP-обробку запитів і SQLite як систему зберігання даних.</w:t>
+      </w:r>
+    </w:p>
+    <w:p>
+      <w:pPr>
+        <w:pStyle w:val="ListBullet"/>
+      </w:pPr>
+      <w:r>
+        <w:t>Комунікація між клієнтом і сервером реалізована за допомогою JSON-структур.</w:t>
       </w:r>
     </w:p>
     <w:p>
       <w:r>
         <w:rPr>
           <w:b/>
+          <w:sz w:val="32"/>
         </w:rPr>
-        <w:t>Опис роботи</w:t>
+        <w:t>4. Програмна реалізація та перевірка</w:t>
+      </w:r>
+    </w:p>
+    <w:p>
+      <w:pPr>
+        <w:pStyle w:val="ListBullet"/>
+      </w:pPr>
+      <w:r>
+        <w:t>Тестування показало, що інтеграція була виконана коректно, хоча вхідні дані та мережеві запити потребують стабільного формату повідомлень.</w:t>
+      </w:r>
+    </w:p>
+    <w:p>
+      <w:pPr>
+        <w:pStyle w:val="ListBullet"/>
+      </w:pPr>
+      <w:r>
+        <w:t>Автоматизована збірка є важливим елементом якості програмного забезпечення, оскільки дозволяє виявляти проблеми до релізу.</w:t>
+      </w:r>
+    </w:p>
+    <w:p>
+      <w:pPr>
+        <w:pStyle w:val="ListBullet"/>
+      </w:pPr>
+      <w:r>
+        <w:t>Для WPF-проекту критично важливо використовувати відповідну платформу для виконання CI, оскільки Linux-середовище не підтримує збірку таких застосунків без додаткових налаштувань.</w:t>
       </w:r>
     </w:p>
     <w:p>
       <w:r>
-        <w:t>У лабораторній роботі №4 здійснено інтеграцію клієнтської та серверної частин, а також перевірку працездатності всієї системи в цілому. WPF-клієнт взаємодіє з сервером за протоколом TCP, передаючи команди GET_ALL та SYNC, а сервер повертає актуальний список пацієнтів або зберігає локальні зміни у базі даних SQLite. Таким чином, дані між клієнтом і сервером синхронізуються, що відповідає вимогам клієнт-серверної архітектури.</w:t>
-        <w:br/>
-        <w:br/>
-        <w:t>Під час перевірки було протестовано основні сценарії роботи: підключення до сервера, отримання списку пацієнтів, синхронізація даних, додавання нового пацієнта, редагування, видалення, а також обробка помилок при нездатності з’єднатися з сервером. Завдання виконане в повному обсязі: система працює стабільно, відповідає варіанту №12 і демонструє функціональність, що передбачена методичними вказівками.</w:t>
+        <w:t>Після реалізації були виконані перевірки відповідності інтерфейсу, коректності логіки обробки даних і стабільності роботи базових сценаріїв. Усі основні операції виконувались у межах очікуваних результатів.</w:t>
       </w:r>
     </w:p>
     <w:p>
       <w:r>
         <w:rPr>
           <w:b/>
+          <w:sz w:val="32"/>
         </w:rPr>
-        <w:t>Висновок</w:t>
+        <w:t>5. Результати та висновок</w:t>
       </w:r>
     </w:p>
     <w:p>
       <w:r>
-        <w:t>Результатом виконання лабораторної роботи є робоча система обліку пацієнтів, яка відповідає завданню і готова для демонстрації та подальшого розвитку.</w:t>
+        <w:t>Лабораторна робота №4 завершена успішно. Всі компоненти системи інтегровані в єдину архітектуру, проведено перевірку її працездатності та налаштовано базову автоматичну збірку в CI. Отриманий результат демонструє повну реалізацію поставленого завдання та готовність проєкту до подальшого розвитку.</w:t>
+      </w:r>
+    </w:p>
+    <w:p>
+      <w:r>
+        <w:rPr>
+          <w:b/>
+          <w:sz w:val="32"/>
+        </w:rPr>
+        <w:t>6. Список використаних джерел</w:t>
+      </w:r>
+    </w:p>
+    <w:p>
+      <w:pPr>
+        <w:pStyle w:val="ListBullet"/>
+      </w:pPr>
+      <w:r>
+        <w:t>Microsoft Docs. WPF documentation and data binding patterns.</w:t>
+      </w:r>
+    </w:p>
+    <w:p>
+      <w:pPr>
+        <w:pStyle w:val="ListBullet"/>
+      </w:pPr>
+      <w:r>
+        <w:t>SQLite documentation. Local database management and SQL operations.</w:t>
+      </w:r>
+    </w:p>
+    <w:p>
+      <w:pPr>
+        <w:pStyle w:val="ListBullet"/>
+      </w:pPr>
+      <w:r>
+        <w:t>C# language reference and .NET application architecture guidelines.</w:t>
+      </w:r>
+    </w:p>
+    <w:p>
+      <w:pPr>
+        <w:pStyle w:val="ListBullet"/>
+      </w:pPr>
+      <w:r>
+        <w:t>Практичне завдання з дисципліни «Інженерія програмного забезпечення» для варіанта №12.</w:t>
       </w:r>
     </w:p>
     <w:sectPr>
       <w:pgSz w:w="12240" w:h="15840"/>
-      <w:pgMar w:top="1440" w:right="1800" w:bottom="1440" w:left="1800" w:header="720" w:footer="720" w:gutter="0"/>
+      <w:pgMar w:top="1134" w:right="1575" w:bottom="1134" w:left="1575" w:header="720" w:footer="720" w:gutter="0"/>
       <w:cols w:space="720"/>
       <w:docGrid w:linePitch="360"/>
     </w:sectPr>
@@ -559,6 +715,10 @@
     <w:name w:val="Normal"/>
     <w:qFormat/>
     <w:rsid w:val="00FC693F"/>
+    <w:rPr>
+      <w:rFonts w:ascii="Times New Roman" w:hAnsi="Times New Roman"/>
+      <w:sz w:val="28"/>
+    </w:rPr>
   </w:style>
   <w:style w:type="paragraph" w:styleId="Header">
     <w:name w:val="header"/>
